--- a/04_WIP/Drafts/Vibrational Field Coherence Theory (VFCT) WIP.docx
+++ b/04_WIP/Drafts/Vibrational Field Coherence Theory (VFCT) WIP.docx
@@ -83,25 +83,7 @@
           <w:b/>
           <w:bCs/>
         </w:rPr>
-        <w:t xml:space="preserve">Vibrational Field Coherence Theory (VFCT): A </w:t>
-      </w:r>
-      <w:proofErr w:type="spellStart"/>
-      <w:r>
-        <w:rPr>
-          <w:rFonts w:ascii="Aptos" w:hAnsi="Aptos"/>
-          <w:b/>
-          <w:bCs/>
-        </w:rPr>
-        <w:t>Neurophysical</w:t>
-      </w:r>
-      <w:proofErr w:type="spellEnd"/>
-      <w:r>
-        <w:rPr>
-          <w:rFonts w:ascii="Aptos" w:hAnsi="Aptos"/>
-          <w:b/>
-          <w:bCs/>
-        </w:rPr>
-        <w:t xml:space="preserve"> Framework for Empirically Grounded String Dynamics</w:t>
+        <w:t>Vibrational Field Coherence Theory (VFCT): A Neurophysical Framework for Empirically Grounded String Dynamics</w:t>
       </w:r>
     </w:p>
     <w:p>
@@ -343,7 +325,7 @@
           <w:rFonts w:ascii="Aptos" w:eastAsia="Helvetica" w:hAnsi="Aptos" w:cs="Helvetica"/>
         </w:rPr>
       </w:pPr>
-      <w:hyperlink r:id="rId6" w:history="1">
+      <w:hyperlink r:id="rId9" w:history="1">
         <w:r>
           <w:rPr>
             <w:rStyle w:val="Hyperlink0"/>
@@ -428,7 +410,7 @@
           <w:rFonts w:ascii="Aptos" w:eastAsia="Helvetica" w:hAnsi="Aptos" w:cs="Helvetica"/>
         </w:rPr>
       </w:pPr>
-      <w:hyperlink r:id="rId7" w:history="1">
+      <w:hyperlink r:id="rId10" w:history="1">
         <w:r>
           <w:rPr>
             <w:rStyle w:val="Hyperlink0"/>
@@ -511,89 +493,6 @@
         <w:spacing w:before="0" w:after="160" w:line="503" w:lineRule="exact"/>
         <w:rPr>
           <w:rFonts w:ascii="Aptos" w:eastAsia="Helvetica" w:hAnsi="Aptos" w:cs="Helvetica"/>
-        </w:rPr>
-      </w:pPr>
-      <w:r>
-        <w:rPr>
-          <w:rFonts w:ascii="Aptos" w:hAnsi="Aptos"/>
-          <w:lang w:val="fr-FR"/>
-        </w:rPr>
-        <w:t>June 2025</w:t>
-      </w:r>
-    </w:p>
-    <w:p>
-      <w:pPr>
-        <w:pStyle w:val="Default"/>
-        <w:tabs>
-          <w:tab w:val="left" w:pos="560"/>
-          <w:tab w:val="left" w:pos="1120"/>
-          <w:tab w:val="left" w:pos="1680"/>
-          <w:tab w:val="left" w:pos="2240"/>
-          <w:tab w:val="left" w:pos="2800"/>
-          <w:tab w:val="left" w:pos="3360"/>
-          <w:tab w:val="left" w:pos="3920"/>
-          <w:tab w:val="left" w:pos="4480"/>
-          <w:tab w:val="left" w:pos="5040"/>
-          <w:tab w:val="left" w:pos="5600"/>
-          <w:tab w:val="left" w:pos="6160"/>
-          <w:tab w:val="left" w:pos="6720"/>
-          <w:tab w:val="left" w:pos="6740"/>
-          <w:tab w:val="left" w:pos="6760"/>
-          <w:tab w:val="left" w:pos="6780"/>
-          <w:tab w:val="left" w:pos="6800"/>
-          <w:tab w:val="left" w:pos="6820"/>
-          <w:tab w:val="left" w:pos="6840"/>
-          <w:tab w:val="left" w:pos="6860"/>
-          <w:tab w:val="left" w:pos="6880"/>
-          <w:tab w:val="left" w:pos="6900"/>
-          <w:tab w:val="left" w:pos="6920"/>
-          <w:tab w:val="left" w:pos="6940"/>
-          <w:tab w:val="left" w:pos="6960"/>
-          <w:tab w:val="left" w:pos="6980"/>
-          <w:tab w:val="left" w:pos="7000"/>
-          <w:tab w:val="left" w:pos="7020"/>
-          <w:tab w:val="left" w:pos="7040"/>
-          <w:tab w:val="left" w:pos="7060"/>
-          <w:tab w:val="left" w:pos="7080"/>
-          <w:tab w:val="left" w:pos="7100"/>
-          <w:tab w:val="left" w:pos="7120"/>
-          <w:tab w:val="left" w:pos="7140"/>
-          <w:tab w:val="left" w:pos="7160"/>
-          <w:tab w:val="left" w:pos="7180"/>
-          <w:tab w:val="left" w:pos="7200"/>
-          <w:tab w:val="left" w:pos="7220"/>
-          <w:tab w:val="left" w:pos="7240"/>
-          <w:tab w:val="left" w:pos="7260"/>
-          <w:tab w:val="left" w:pos="7280"/>
-          <w:tab w:val="left" w:pos="7300"/>
-          <w:tab w:val="left" w:pos="7320"/>
-          <w:tab w:val="left" w:pos="7340"/>
-          <w:tab w:val="left" w:pos="7360"/>
-          <w:tab w:val="left" w:pos="7380"/>
-          <w:tab w:val="left" w:pos="7400"/>
-          <w:tab w:val="left" w:pos="7420"/>
-          <w:tab w:val="left" w:pos="7440"/>
-          <w:tab w:val="left" w:pos="7460"/>
-          <w:tab w:val="left" w:pos="7480"/>
-          <w:tab w:val="left" w:pos="7500"/>
-          <w:tab w:val="left" w:pos="7520"/>
-          <w:tab w:val="left" w:pos="7540"/>
-          <w:tab w:val="left" w:pos="7560"/>
-          <w:tab w:val="left" w:pos="7580"/>
-          <w:tab w:val="left" w:pos="7600"/>
-          <w:tab w:val="left" w:pos="7620"/>
-          <w:tab w:val="left" w:pos="7640"/>
-          <w:tab w:val="left" w:pos="7660"/>
-          <w:tab w:val="left" w:pos="7680"/>
-          <w:tab w:val="left" w:pos="7700"/>
-          <w:tab w:val="left" w:pos="7720"/>
-          <w:tab w:val="left" w:pos="7740"/>
-          <w:tab w:val="left" w:pos="7760"/>
-        </w:tabs>
-        <w:suppressAutoHyphens/>
-        <w:spacing w:before="0" w:after="160" w:line="503" w:lineRule="exact"/>
-        <w:rPr>
-          <w:rFonts w:ascii="Aptos" w:eastAsia="Helvetica" w:hAnsi="Aptos" w:cs="Helvetica"/>
           <w:b/>
           <w:bCs/>
         </w:rPr>
@@ -762,21 +661,7 @@
         <w:rPr>
           <w:rFonts w:ascii="Aptos" w:hAnsi="Aptos"/>
         </w:rPr>
-        <w:t xml:space="preserve">This paper introduces Vibrational Field Coherence Theory (VFCT), a theoretical framework proposing that string-like behavior and high-dimensional coherence can be observed as emergent patterns in affectively modulated </w:t>
-      </w:r>
-      <w:proofErr w:type="spellStart"/>
-      <w:r>
-        <w:rPr>
-          <w:rFonts w:ascii="Aptos" w:hAnsi="Aptos"/>
-        </w:rPr>
-        <w:t>neurophysical</w:t>
-      </w:r>
-      <w:proofErr w:type="spellEnd"/>
-      <w:r>
-        <w:rPr>
-          <w:rFonts w:ascii="Aptos" w:hAnsi="Aptos"/>
-        </w:rPr>
-        <w:t xml:space="preserve"> fields. Rather than treating strings as inaccessible Planck-scale phenomena, VFCT reinterprets them as dynamically testable coherence events occurring at multiple physical and cognitive levels. Drawing on research from quantum field theory, neuroscience, and coherent oscillatory models, VFCT integrates consciousness into a vibrational model that enables empirical testing of string-like phenomena via feedback symmetry and phase resonance.</w:t>
+        <w:t>This paper introduces Vibrational Field Coherence Theory (VFCT), a theoretical framework proposing that string-like behavior and high-dimensional coherence can be observed as emergent patterns in affectively modulated neurophysical fields. Rather than treating strings as inaccessible Planck-scale phenomena, VFCT reinterprets them as dynamically testable coherence events occurring at multiple physical and cognitive levels. Drawing on research from quantum field theory, neuroscience, and coherent oscillatory models, VFCT integrates consciousness into a vibrational model that enables empirical testing of string-like phenomena via feedback symmetry and phase resonance.</w:t>
       </w:r>
     </w:p>
     <w:p>
@@ -943,14 +828,14 @@
         <w:rPr>
           <w:rFonts w:ascii="Aptos" w:hAnsi="Aptos"/>
         </w:rPr>
-        <w:t xml:space="preserve">String theory offers a mathematically rich but experimentally inaccessible model of fundamental particles as vibrating one-dimensional strings. However, its lack of empirical validation has left physics without a testable framework for unifying quantum mechanics and general relativity. Simultaneously, cognitive neuroscience lacks a coherent model </w:t>
+        <w:t xml:space="preserve">String theory offers a mathematically rich but experimentally inaccessible model of fundamental particles as vibrating one-dimensional strings. However, its lack of empirical validation has left physics without a testable framework for unifying quantum mechanics and general relativity. Simultaneously, cognitive neuroscience lacks a coherent model linking subjective experience to the underlying structure of reality. VFCT proposes that </w:t>
       </w:r>
       <w:r>
         <w:rPr>
           <w:rFonts w:ascii="Aptos" w:hAnsi="Aptos"/>
         </w:rPr>
         <w:lastRenderedPageBreak/>
-        <w:t>linking subjective experience to the underlying structure of reality. VFCT proposes that vibrational coherence across scales—from neural oscillations to quantum systems—may offer a bridge between these domains.</w:t>
+        <w:t>vibrational coherence across scales—from neural oscillations to quantum systems—may offer a bridge between these domains.</w:t>
       </w:r>
     </w:p>
     <w:p>
@@ -1692,7 +1577,6 @@
           <w:b/>
           <w:bCs/>
         </w:rPr>
-        <w:lastRenderedPageBreak/>
         <w:t>3.0 Internal Processing Dynamics</w:t>
       </w:r>
     </w:p>
@@ -1775,6 +1659,7 @@
         <w:rPr>
           <w:rFonts w:ascii="Aptos" w:hAnsi="Aptos"/>
         </w:rPr>
+        <w:lastRenderedPageBreak/>
         <w:t>A coherence node is any spatial-temporal point where vibrational energy enters a resonance state with neighboring oscillators. These nodes can exist in quantum systems, biological systems, or hybrid fields.</w:t>
       </w:r>
     </w:p>
@@ -2110,17 +1995,8 @@
           <w:rFonts w:ascii="Aptos" w:hAnsi="Aptos"/>
           <w:lang w:val="fr-FR"/>
         </w:rPr>
-        <w:t xml:space="preserve">* F(t) * E(t) * </w:t>
-      </w:r>
-      <w:proofErr w:type="gramStart"/>
-      <w:r>
-        <w:rPr>
-          <w:rFonts w:ascii="Aptos" w:hAnsi="Aptos"/>
-          <w:lang w:val="fr-FR"/>
-        </w:rPr>
-        <w:t>cos(</w:t>
-      </w:r>
-      <w:proofErr w:type="gramEnd"/>
+        <w:t>* F(t) * E(t) * cos(</w:t>
+      </w:r>
       <w:r>
         <w:rPr>
           <w:rFonts w:ascii="Aptos" w:hAnsi="Aptos"/>
@@ -2209,21 +2085,12 @@
         </w:rPr>
         <w:t xml:space="preserve">where C(t) is coherence, F(t) is feedback intensity, E(t) is emotional or energetic charge, ΔΦ is phase difference, and α </w:t>
       </w:r>
-      <w:proofErr w:type="spellStart"/>
       <w:r>
         <w:rPr>
           <w:rFonts w:ascii="Aptos" w:hAnsi="Aptos"/>
           <w:lang w:val="fr-FR"/>
         </w:rPr>
-        <w:t>is</w:t>
-      </w:r>
-      <w:proofErr w:type="spellEnd"/>
-      <w:r>
-        <w:rPr>
-          <w:rFonts w:ascii="Aptos" w:hAnsi="Aptos"/>
-          <w:lang w:val="fr-FR"/>
-        </w:rPr>
-        <w:t xml:space="preserve"> a modulation constant.</w:t>
+        <w:t>is a modulation constant.</w:t>
       </w:r>
     </w:p>
     <w:p>
@@ -2465,19 +2332,11 @@
           <w:rFonts w:ascii="Aptos" w:eastAsia="Helvetica" w:hAnsi="Aptos" w:cs="Helvetica"/>
         </w:rPr>
       </w:pPr>
-      <w:proofErr w:type="gramStart"/>
-      <w:r>
-        <w:rPr>
-          <w:rFonts w:ascii="Aptos" w:hAnsi="Aptos"/>
-        </w:rPr>
-        <w:t>• C(t) &lt;</w:t>
-      </w:r>
-      <w:proofErr w:type="gramEnd"/>
-      <w:r>
-        <w:rPr>
-          <w:rFonts w:ascii="Aptos" w:hAnsi="Aptos"/>
-        </w:rPr>
-        <w:t xml:space="preserve"> threshold or ΔΦ &gt; π/2 → coherence collapse</w:t>
+      <w:r>
+        <w:rPr>
+          <w:rFonts w:ascii="Aptos" w:hAnsi="Aptos"/>
+        </w:rPr>
+        <w:t>• C(t) &lt; threshold or ΔΦ &gt; π/2 → coherence collapse</w:t>
       </w:r>
     </w:p>
     <w:p>
@@ -3484,7 +3343,6 @@
           <w:rFonts w:ascii="Aptos" w:eastAsia="Helvetica" w:hAnsi="Aptos" w:cs="Helvetica"/>
         </w:rPr>
       </w:pPr>
-      <w:proofErr w:type="spellStart"/>
       <w:r>
         <w:rPr>
           <w:rFonts w:ascii="Aptos" w:hAnsi="Aptos"/>
@@ -3494,7 +3352,6 @@
         </w:rPr>
         <w:t>References</w:t>
       </w:r>
-      <w:proofErr w:type="spellEnd"/>
     </w:p>
     <w:p>
       <w:pPr>
@@ -3576,23 +3433,9 @@
           <w:rFonts w:ascii="Aptos" w:hAnsi="Aptos"/>
         </w:rPr>
         <w:lastRenderedPageBreak/>
-        <w:t xml:space="preserve">Brisart, J. (2025). The Brisart Format: A Standardized Template for Theoretical, Conceptual, and Methodological Manuscripts (Version v2). </w:t>
-      </w:r>
-      <w:proofErr w:type="spellStart"/>
-      <w:r>
-        <w:rPr>
-          <w:rFonts w:ascii="Aptos" w:hAnsi="Aptos"/>
-        </w:rPr>
-        <w:t>Zenodo</w:t>
-      </w:r>
-      <w:proofErr w:type="spellEnd"/>
-      <w:r>
-        <w:rPr>
-          <w:rFonts w:ascii="Aptos" w:hAnsi="Aptos"/>
-        </w:rPr>
-        <w:t xml:space="preserve">. </w:t>
-      </w:r>
-      <w:hyperlink r:id="rId8" w:history="1">
+        <w:t xml:space="preserve">Brisart, J. (2025). The Brisart Format: A Standardized Template for Theoretical, Conceptual, and Methodological Manuscripts (Version v2). Zenodo. </w:t>
+      </w:r>
+      <w:hyperlink r:id="rId11" w:history="1">
         <w:r>
           <w:rPr>
             <w:rStyle w:val="Hyperlink0"/>
@@ -3677,19 +3520,11 @@
           <w:rFonts w:ascii="Aptos" w:eastAsia="Helvetica" w:hAnsi="Aptos" w:cs="Helvetica"/>
         </w:rPr>
       </w:pPr>
-      <w:proofErr w:type="spellStart"/>
-      <w:r>
-        <w:rPr>
-          <w:rFonts w:ascii="Aptos" w:hAnsi="Aptos"/>
-        </w:rPr>
-        <w:t>Buzsáki</w:t>
-      </w:r>
-      <w:proofErr w:type="spellEnd"/>
-      <w:r>
-        <w:rPr>
-          <w:rFonts w:ascii="Aptos" w:hAnsi="Aptos"/>
-        </w:rPr>
-        <w:t xml:space="preserve">, G. (2006). </w:t>
+      <w:r>
+        <w:rPr>
+          <w:rFonts w:ascii="Aptos" w:hAnsi="Aptos"/>
+        </w:rPr>
+        <w:t xml:space="preserve">Buzsáki, G. (2006). </w:t>
       </w:r>
       <w:r>
         <w:rPr>
@@ -3801,7 +3636,7 @@
         </w:rPr>
         <w:t xml:space="preserve">. </w:t>
       </w:r>
-      <w:hyperlink r:id="rId9" w:history="1">
+      <w:hyperlink r:id="rId12" w:history="1">
         <w:r>
           <w:rPr>
             <w:rStyle w:val="Hyperlink0"/>
@@ -3892,7 +3727,6 @@
         </w:rPr>
         <w:t xml:space="preserve">Popp, F. A. (1992). Biophoton emission. </w:t>
       </w:r>
-      <w:proofErr w:type="spellStart"/>
       <w:r>
         <w:rPr>
           <w:rFonts w:ascii="Aptos" w:hAnsi="Aptos"/>
@@ -3901,7 +3735,6 @@
         </w:rPr>
         <w:t>Experientia</w:t>
       </w:r>
-      <w:proofErr w:type="spellEnd"/>
       <w:r>
         <w:rPr>
           <w:rFonts w:ascii="Aptos" w:hAnsi="Aptos"/>
@@ -3984,19 +3817,11 @@
           <w:rFonts w:ascii="Aptos" w:eastAsia="Helvetica" w:hAnsi="Aptos" w:cs="Helvetica"/>
         </w:rPr>
       </w:pPr>
-      <w:proofErr w:type="spellStart"/>
-      <w:r>
-        <w:rPr>
-          <w:rFonts w:ascii="Aptos" w:hAnsi="Aptos"/>
-        </w:rPr>
-        <w:t>Tegmark</w:t>
-      </w:r>
-      <w:proofErr w:type="spellEnd"/>
-      <w:r>
-        <w:rPr>
-          <w:rFonts w:ascii="Aptos" w:hAnsi="Aptos"/>
-        </w:rPr>
-        <w:t xml:space="preserve">, M. (2014). Consciousness as a state of matter. </w:t>
+      <w:r>
+        <w:rPr>
+          <w:rFonts w:ascii="Aptos" w:hAnsi="Aptos"/>
+        </w:rPr>
+        <w:t xml:space="preserve">Tegmark, M. (2014). Consciousness as a state of matter. </w:t>
       </w:r>
       <w:r>
         <w:rPr>
@@ -4092,49 +3917,7 @@
         <w:rPr>
           <w:rFonts w:ascii="Aptos" w:hAnsi="Aptos"/>
         </w:rPr>
-        <w:t xml:space="preserve">Varela, F., </w:t>
-      </w:r>
-      <w:proofErr w:type="spellStart"/>
-      <w:r>
-        <w:rPr>
-          <w:rFonts w:ascii="Aptos" w:hAnsi="Aptos"/>
-        </w:rPr>
-        <w:t>Lachaux</w:t>
-      </w:r>
-      <w:proofErr w:type="spellEnd"/>
-      <w:r>
-        <w:rPr>
-          <w:rFonts w:ascii="Aptos" w:hAnsi="Aptos"/>
-        </w:rPr>
-        <w:t xml:space="preserve">, J. P., Rodriguez, E., &amp; </w:t>
-      </w:r>
-      <w:proofErr w:type="spellStart"/>
-      <w:r>
-        <w:rPr>
-          <w:rFonts w:ascii="Aptos" w:hAnsi="Aptos"/>
-        </w:rPr>
-        <w:t>Martinerie</w:t>
-      </w:r>
-      <w:proofErr w:type="spellEnd"/>
-      <w:r>
-        <w:rPr>
-          <w:rFonts w:ascii="Aptos" w:hAnsi="Aptos"/>
-        </w:rPr>
-        <w:t xml:space="preserve">, J. (2001). The </w:t>
-      </w:r>
-      <w:proofErr w:type="spellStart"/>
-      <w:r>
-        <w:rPr>
-          <w:rFonts w:ascii="Aptos" w:hAnsi="Aptos"/>
-        </w:rPr>
-        <w:t>brainweb</w:t>
-      </w:r>
-      <w:proofErr w:type="spellEnd"/>
-      <w:r>
-        <w:rPr>
-          <w:rFonts w:ascii="Aptos" w:hAnsi="Aptos"/>
-        </w:rPr>
-        <w:t xml:space="preserve">: Phase synchronization and large-scale integration. </w:t>
+        <w:t xml:space="preserve">Varela, F., Lachaux, J. P., Rodriguez, E., &amp; Martinerie, J. (2001). The brainweb: Phase synchronization and large-scale integration. </w:t>
       </w:r>
       <w:r>
         <w:rPr>
@@ -4150,7 +3933,7 @@
         </w:rPr>
         <w:t xml:space="preserve">. </w:t>
       </w:r>
-      <w:hyperlink r:id="rId10" w:history="1">
+      <w:hyperlink r:id="rId13" w:history="1">
         <w:r>
           <w:rPr>
             <w:rStyle w:val="Hyperlink0"/>
@@ -4161,8 +3944,8 @@
       </w:hyperlink>
     </w:p>
     <w:sectPr>
-      <w:headerReference w:type="default" r:id="rId11"/>
-      <w:footerReference w:type="default" r:id="rId12"/>
+      <w:headerReference w:type="default" r:id="rId14"/>
+      <w:footerReference w:type="default" r:id="rId15"/>
       <w:pgSz w:w="12240" w:h="15840"/>
       <w:pgMar w:top="1440" w:right="1440" w:bottom="1440" w:left="1440" w:header="720" w:footer="720" w:gutter="0"/>
       <w:pgNumType w:start="1"/>
@@ -5832,6 +5615,26 @@
 </file>
 
 <file path=customXml/item1.xml><?xml version="1.0" encoding="utf-8"?>
+<p:properties xmlns:p="http://schemas.microsoft.com/office/2006/metadata/properties" xmlns:xsi="http://www.w3.org/2001/XMLSchema-instance" xmlns:pc="http://schemas.microsoft.com/office/infopath/2007/PartnerControls">
+  <documentManagement>
+    <TaxCatchAll xmlns="ce5264cd-2933-4f1d-9ccf-564f0c8f34c0" xsi:nil="true"/>
+    <lcf76f155ced4ddcb4097134ff3c332f xmlns="40915466-697b-4597-97a8-8ce3ba18083c">
+      <Terms xmlns="http://schemas.microsoft.com/office/infopath/2007/PartnerControls"/>
+    </lcf76f155ced4ddcb4097134ff3c332f>
+  </documentManagement>
+</p:properties>
+</file>
+
+<file path=customXml/item2.xml><?xml version="1.0" encoding="utf-8"?>
+<?mso-contentType ?>
+<FormTemplates xmlns="http://schemas.microsoft.com/sharepoint/v3/contenttype/forms">
+  <Display>DocumentLibraryForm</Display>
+  <Edit>DocumentLibraryForm</Edit>
+  <New>DocumentLibraryForm</New>
+</FormTemplates>
+</file>
+
+<file path=customXml/item3.xml><?xml version="1.0" encoding="utf-8"?>
 <ct:contentTypeSchema xmlns:ct="http://schemas.microsoft.com/office/2006/metadata/contentType" xmlns:ma="http://schemas.microsoft.com/office/2006/metadata/properties/metaAttributes" ct:_="" ma:_="" ma:contentTypeName="Document" ma:contentTypeID="0x010100CA19EDAD6CC8A44BADBF5390A7549DBA" ma:contentTypeVersion="11" ma:contentTypeDescription="Create a new document." ma:contentTypeScope="" ma:versionID="ab6f55c28e73582c465e71dd7b1e612b">
   <xsd:schema xmlns:xsd="http://www.w3.org/2001/XMLSchema" xmlns:xs="http://www.w3.org/2001/XMLSchema" xmlns:p="http://schemas.microsoft.com/office/2006/metadata/properties" xmlns:ns2="40915466-697b-4597-97a8-8ce3ba18083c" xmlns:ns3="ce5264cd-2933-4f1d-9ccf-564f0c8f34c0" targetNamespace="http://schemas.microsoft.com/office/2006/metadata/properties" ma:root="true" ma:fieldsID="9843b965ebdc657e2ca15c09c806933b" ns2:_="" ns3:_="">
     <xsd:import namespace="40915466-697b-4597-97a8-8ce3ba18083c"/>
@@ -6026,34 +5829,40 @@
 </ct:contentTypeSchema>
 </file>
 
-<file path=customXml/item2.xml><?xml version="1.0" encoding="utf-8"?>
-<?mso-contentType ?>
-<FormTemplates xmlns="http://schemas.microsoft.com/sharepoint/v3/contenttype/forms">
-  <Display>DocumentLibraryForm</Display>
-  <Edit>DocumentLibraryForm</Edit>
-  <New>DocumentLibraryForm</New>
-</FormTemplates>
-</file>
-
-<file path=customXml/item3.xml><?xml version="1.0" encoding="utf-8"?>
-<p:properties xmlns:p="http://schemas.microsoft.com/office/2006/metadata/properties" xmlns:xsi="http://www.w3.org/2001/XMLSchema-instance" xmlns:pc="http://schemas.microsoft.com/office/infopath/2007/PartnerControls">
-  <documentManagement>
-    <TaxCatchAll xmlns="ce5264cd-2933-4f1d-9ccf-564f0c8f34c0" xsi:nil="true"/>
-    <lcf76f155ced4ddcb4097134ff3c332f xmlns="40915466-697b-4597-97a8-8ce3ba18083c">
-      <Terms xmlns="http://schemas.microsoft.com/office/infopath/2007/PartnerControls"/>
-    </lcf76f155ced4ddcb4097134ff3c332f>
-  </documentManagement>
-</p:properties>
-</file>
-
 <file path=customXml/itemProps1.xml><?xml version="1.0" encoding="utf-8"?>
-<ds:datastoreItem xmlns:ds="http://schemas.openxmlformats.org/officeDocument/2006/customXml" ds:itemID="{18D21192-972C-4CFB-BBD7-09B9D06DF34F}"/>
+<ds:datastoreItem xmlns:ds="http://schemas.openxmlformats.org/officeDocument/2006/customXml" ds:itemID="{B3BE106C-5E4C-402D-90AC-8758C6A7C25B}">
+  <ds:schemaRefs>
+    <ds:schemaRef ds:uri="http://schemas.microsoft.com/office/2006/metadata/properties"/>
+    <ds:schemaRef ds:uri="http://schemas.microsoft.com/office/infopath/2007/PartnerControls"/>
+    <ds:schemaRef ds:uri="ce5264cd-2933-4f1d-9ccf-564f0c8f34c0"/>
+    <ds:schemaRef ds:uri="40915466-697b-4597-97a8-8ce3ba18083c"/>
+  </ds:schemaRefs>
+</ds:datastoreItem>
 </file>
 
 <file path=customXml/itemProps2.xml><?xml version="1.0" encoding="utf-8"?>
-<ds:datastoreItem xmlns:ds="http://schemas.openxmlformats.org/officeDocument/2006/customXml" ds:itemID="{1301E7DB-BE69-4979-9B66-4B6BE1992767}"/>
+<ds:datastoreItem xmlns:ds="http://schemas.openxmlformats.org/officeDocument/2006/customXml" ds:itemID="{1301E7DB-BE69-4979-9B66-4B6BE1992767}">
+  <ds:schemaRefs>
+    <ds:schemaRef ds:uri="http://schemas.microsoft.com/sharepoint/v3/contenttype/forms"/>
+  </ds:schemaRefs>
+</ds:datastoreItem>
 </file>
 
 <file path=customXml/itemProps3.xml><?xml version="1.0" encoding="utf-8"?>
-<ds:datastoreItem xmlns:ds="http://schemas.openxmlformats.org/officeDocument/2006/customXml" ds:itemID="{B3BE106C-5E4C-402D-90AC-8758C6A7C25B}"/>
+<ds:datastoreItem xmlns:ds="http://schemas.openxmlformats.org/officeDocument/2006/customXml" ds:itemID="{18D21192-972C-4CFB-BBD7-09B9D06DF34F}">
+  <ds:schemaRefs>
+    <ds:schemaRef ds:uri="http://schemas.microsoft.com/office/2006/metadata/contentType"/>
+    <ds:schemaRef ds:uri="http://schemas.microsoft.com/office/2006/metadata/properties/metaAttributes"/>
+    <ds:schemaRef ds:uri="http://www.w3.org/2001/XMLSchema"/>
+    <ds:schemaRef ds:uri="http://schemas.microsoft.com/office/2006/metadata/properties"/>
+    <ds:schemaRef ds:uri="40915466-697b-4597-97a8-8ce3ba18083c"/>
+    <ds:schemaRef ds:uri="ce5264cd-2933-4f1d-9ccf-564f0c8f34c0"/>
+    <ds:schemaRef ds:uri="http://schemas.microsoft.com/office/2006/documentManagement/types"/>
+    <ds:schemaRef ds:uri="http://schemas.microsoft.com/office/infopath/2007/PartnerControls"/>
+    <ds:schemaRef ds:uri="http://schemas.openxmlformats.org/package/2006/metadata/core-properties"/>
+    <ds:schemaRef ds:uri="http://purl.org/dc/elements/1.1/"/>
+    <ds:schemaRef ds:uri="http://purl.org/dc/terms/"/>
+    <ds:schemaRef ds:uri="http://schemas.microsoft.com/internal/obd"/>
+  </ds:schemaRefs>
+</ds:datastoreItem>
 </file>